--- a/6 sem/ТППО/лаб.3.docx
+++ b/6 sem/ТППО/лаб.3.docx
@@ -2720,7 +2720,7 @@
               </wp:inline>
             </w:drawing>
           </mc:Choice>
-          <mc:Fallback xmlns:w16sdtdh="http://schemas.microsoft.com/office/word/2020/wordml/sdtdatahash" xmlns:w16="http://schemas.microsoft.com/office/word/2018/wordml" xmlns:w16cid="http://schemas.microsoft.com/office/word/2016/wordml/cid" xmlns:w16cex="http://schemas.microsoft.com/office/word/2018/wordml/cex" xmlns:am3d="http://schemas.microsoft.com/office/drawing/2017/model3d" xmlns:aink="http://schemas.microsoft.com/office/drawing/2016/ink" xmlns:cx8="http://schemas.microsoft.com/office/drawing/2016/5/14/chartex" xmlns:cx7="http://schemas.microsoft.com/office/drawing/2016/5/13/chartex" xmlns:cx6="http://schemas.microsoft.com/office/drawing/2016/5/12/chartex" xmlns:cx5="http://schemas.microsoft.com/office/drawing/2016/5/11/chartex" xmlns:cx4="http://schemas.microsoft.com/office/drawing/2016/5/10/chartex" xmlns:cx3="http://schemas.microsoft.com/office/drawing/2016/5/9/chartex" xmlns:cx2="http://schemas.microsoft.com/office/drawing/2015/10/21/chartex" xmlns:cx1="http://schemas.microsoft.com/office/drawing/2015/9/8/chartex">
+          <mc:Fallback xmlns:cx1="http://schemas.microsoft.com/office/drawing/2015/9/8/chartex" xmlns:cx2="http://schemas.microsoft.com/office/drawing/2015/10/21/chartex" xmlns:cx3="http://schemas.microsoft.com/office/drawing/2016/5/9/chartex" xmlns:cx4="http://schemas.microsoft.com/office/drawing/2016/5/10/chartex" xmlns:cx5="http://schemas.microsoft.com/office/drawing/2016/5/11/chartex" xmlns:cx6="http://schemas.microsoft.com/office/drawing/2016/5/12/chartex" xmlns:cx7="http://schemas.microsoft.com/office/drawing/2016/5/13/chartex" xmlns:cx8="http://schemas.microsoft.com/office/drawing/2016/5/14/chartex" xmlns:aink="http://schemas.microsoft.com/office/drawing/2016/ink" xmlns:am3d="http://schemas.microsoft.com/office/drawing/2017/model3d" xmlns:w16cex="http://schemas.microsoft.com/office/word/2018/wordml/cex" xmlns:w16cid="http://schemas.microsoft.com/office/word/2016/wordml/cid" xmlns:w16="http://schemas.microsoft.com/office/word/2018/wordml" xmlns:w16sdtdh="http://schemas.microsoft.com/office/word/2020/wordml/sdtdatahash">
             <w:pict>
               <v:rect w14:anchorId="7AFF4F66" id="Прямоугольник 3" o:spid="_x0000_s1026" alt="Диаграмма вариантов использования" style="width:24pt;height:24pt;visibility:visible;mso-wrap-style:square;mso-left-percent:-10001;mso-top-percent:-10001;mso-position-horizontal:absolute;mso-position-horizontal-relative:char;mso-position-vertical:absolute;mso-position-vertical-relative:line;mso-left-percent:-10001;mso-top-percent:-10001;v-text-anchor:top" o:gfxdata="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" filled="f" stroked="f">
                 <o:lock v:ext="edit" aspectratio="t"/>
@@ -2741,10 +2741,10 @@
           <w:noProof/>
         </w:rPr>
         <w:drawing>
-          <wp:inline distT="0" distB="0" distL="0" distR="0" wp14:anchorId="05928443" wp14:editId="7C89EE1E">
-            <wp:extent cx="5940425" cy="2963545"/>
-            <wp:effectExtent l="0" t="0" r="3175" b="8255"/>
-            <wp:docPr id="1" name="Рисунок 1"/>
+          <wp:inline distT="0" distB="0" distL="0" distR="0" wp14:anchorId="61E55569" wp14:editId="3229619F">
+            <wp:extent cx="4754880" cy="2369820"/>
+            <wp:effectExtent l="0" t="0" r="7620" b="0"/>
+            <wp:docPr id="4" name="Рисунок 4"/>
             <wp:cNvGraphicFramePr>
               <a:graphicFrameLocks xmlns:a="http://schemas.openxmlformats.org/drawingml/2006/main" noChangeAspect="1"/>
             </wp:cNvGraphicFramePr>
@@ -2752,23 +2752,36 @@
               <a:graphicData uri="http://schemas.openxmlformats.org/drawingml/2006/picture">
                 <pic:pic xmlns:pic="http://schemas.openxmlformats.org/drawingml/2006/picture">
                   <pic:nvPicPr>
-                    <pic:cNvPr id="1" name=""/>
-                    <pic:cNvPicPr/>
+                    <pic:cNvPr id="0" name="Picture 5"/>
+                    <pic:cNvPicPr>
+                      <a:picLocks noChangeAspect="1" noChangeArrowheads="1"/>
+                    </pic:cNvPicPr>
                   </pic:nvPicPr>
                   <pic:blipFill>
-                    <a:blip r:embed="rId5"/>
+                    <a:blip r:embed="rId5">
+                      <a:extLst>
+                        <a:ext uri="{28A0092B-C50C-407E-A947-70E740481C1C}">
+                          <a14:useLocalDpi xmlns:a14="http://schemas.microsoft.com/office/drawing/2010/main" val="0"/>
+                        </a:ext>
+                      </a:extLst>
+                    </a:blip>
+                    <a:srcRect/>
                     <a:stretch>
                       <a:fillRect/>
                     </a:stretch>
                   </pic:blipFill>
-                  <pic:spPr>
+                  <pic:spPr bwMode="auto">
                     <a:xfrm>
                       <a:off x="0" y="0"/>
-                      <a:ext cx="5940425" cy="2963545"/>
+                      <a:ext cx="4754880" cy="2369820"/>
                     </a:xfrm>
                     <a:prstGeom prst="rect">
                       <a:avLst/>
                     </a:prstGeom>
+                    <a:noFill/>
+                    <a:ln>
+                      <a:noFill/>
+                    </a:ln>
                   </pic:spPr>
                 </pic:pic>
               </a:graphicData>
@@ -2776,6 +2789,8 @@
           </wp:inline>
         </w:drawing>
       </w:r>
+      <w:bookmarkStart w:id="0" w:name="_GoBack"/>
+      <w:bookmarkEnd w:id="0"/>
     </w:p>
     <w:p>
       <w:pPr>
@@ -3018,23 +3033,7 @@
           <w:sz w:val="28"/>
           <w:szCs w:val="28"/>
         </w:rPr>
-        <w:t xml:space="preserve"> </w:t>
-      </w:r>
-      <w:r>
-        <w:rPr>
-          <w:color w:val="000000"/>
-          <w:sz w:val="28"/>
-          <w:szCs w:val="28"/>
-        </w:rPr>
-        <w:t>Изменение количества товара</w:t>
-      </w:r>
-      <w:r>
-        <w:rPr>
-          <w:color w:val="000000"/>
-          <w:sz w:val="28"/>
-          <w:szCs w:val="28"/>
-        </w:rPr>
-        <w:t xml:space="preserve"> </w:t>
+        <w:t xml:space="preserve"> Изменение количества товара </w:t>
       </w:r>
       <w:r>
         <w:rPr>
@@ -3050,23 +3049,7 @@
           <w:sz w:val="28"/>
           <w:szCs w:val="28"/>
         </w:rPr>
-        <w:t xml:space="preserve"> Фиксация заказа в базе</w:t>
-      </w:r>
-      <w:r>
-        <w:rPr>
-          <w:color w:val="000000"/>
-          <w:sz w:val="28"/>
-          <w:szCs w:val="28"/>
-        </w:rPr>
-        <w:t xml:space="preserve"> данных</w:t>
-      </w:r>
-      <w:r>
-        <w:rPr>
-          <w:color w:val="000000"/>
-          <w:sz w:val="28"/>
-          <w:szCs w:val="28"/>
-        </w:rPr>
-        <w:t>.</w:t>
+        <w:t xml:space="preserve"> Фиксация заказа в базе данных.</w:t>
       </w:r>
     </w:p>
     <w:p>
@@ -3259,7 +3242,6 @@
           <w:szCs w:val="28"/>
           <w:lang w:val="en-US"/>
         </w:rPr>
-        <w:lastRenderedPageBreak/>
         <w:t>Orders_Products</w:t>
       </w:r>
       <w:proofErr w:type="spellEnd"/>
@@ -3375,6 +3357,7 @@
           <w:sz w:val="28"/>
           <w:szCs w:val="28"/>
         </w:rPr>
+        <w:lastRenderedPageBreak/>
         <w:pict w14:anchorId="5E639135">
           <v:rect id="_x0000_i1026" style="width:0;height:.75pt" o:hralign="center" o:hrstd="t" o:hrnoshade="t" o:hr="t" fillcolor="#f8faff" stroked="f"/>
         </w:pict>
@@ -3627,8 +3610,6 @@
           <w:szCs w:val="28"/>
         </w:rPr>
       </w:pPr>
-      <w:bookmarkStart w:id="0" w:name="_GoBack"/>
-      <w:bookmarkEnd w:id="0"/>
       <w:r>
         <w:rPr>
           <w:color w:val="000000"/>
